--- a/exemplos/Relatorio_Construtora_Alfa_Julho_2026.docx
+++ b/exemplos/Relatorio_Construtora_Alfa_Julho_2026.docx
@@ -111,7 +111,7 @@
                 <w:sz w:val="19"/>
                 <w:szCs w:val="19"/>
               </w:rPr>
-              <w:t xml:space="preserve">Gerado em 15 de julho de 2026</w:t>
+              <w:t xml:space="preserve">Gerado em 17 de julho de 2026</w:t>
             </w:r>
           </w:p>
         </w:tc>
@@ -3056,8 +3056,8 @@
         <w:szCs w:val="13"/>
       </w:rPr>
       <w:t xml:space="preserve">   —   Página </w:t>
+      <w:pgNum/>
     </w:r>
-    <w:pgNum/>
   </w:p>
 </w:ftr>
 </file>
